--- a/terms/KH-Junior-Participation-Agreement.docx
+++ b/terms/KH-Junior-Participation-Agreement.docx
@@ -10,8 +10,8 @@
         <w:rPr>
           <w:b/>
           <w:bCs/>
-          <w:sz w:val="30"/>
-          <w:szCs w:val="30"/>
+          <w:sz w:val="34"/>
+          <w:szCs w:val="34"/>
         </w:rPr>
         <w:t xml:space="preserve">MY TRAINING AGREEMENT</w:t>
       </w:r>
@@ -25,8 +25,8 @@
           <w:b/>
           <w:bCs/>
           <w:color w:val="555555"/>
-          <w:sz w:val="22"/>
-          <w:szCs w:val="22"/>
+          <w:sz w:val="24"/>
+          <w:szCs w:val="24"/>
         </w:rPr>
         <w:t xml:space="preserve">Kinetic Hustl.</w:t>
       </w:r>
@@ -41,12 +41,12 @@
     </w:p>
     <w:p>
       <w:pPr>
-        <w:spacing w:after="260"/>
-      </w:pPr>
-      <w:r>
-        <w:rPr>
-          <w:sz w:val="19"/>
-          <w:szCs w:val="19"/>
+        <w:spacing w:after="240"/>
+      </w:pPr>
+      <w:r>
+        <w:rPr>
+          <w:sz w:val="23"/>
+          <w:szCs w:val="23"/>
         </w:rPr>
         <w:t xml:space="preserve">This is not a contract. Your parent or guardian has signed that part. This one is between you and your coach, and it is about how we work together.</w:t>
       </w:r>
@@ -57,8 +57,8 @@
       </w:pPr>
       <w:r>
         <w:rPr>
-          <w:sz w:val="21"/>
-          <w:szCs w:val="21"/>
+          <w:sz w:val="24"/>
+          <w:szCs w:val="24"/>
         </w:rPr>
         <w:t xml:space="preserve">My name: ________________________________________</w:t>
       </w:r>
@@ -69,204 +69,216 @@
       </w:pPr>
       <w:r>
         <w:rPr>
-          <w:sz w:val="21"/>
-          <w:szCs w:val="21"/>
+          <w:sz w:val="24"/>
+          <w:szCs w:val="24"/>
         </w:rPr>
         <w:t xml:space="preserve">My coach: _______________________________________</w:t>
       </w:r>
     </w:p>
     <w:p>
       <w:pPr>
-        <w:spacing w:after="60" w:before="200"/>
-      </w:pPr>
-      <w:r>
-        <w:rPr>
-          <w:b/>
-          <w:bCs/>
-          <w:sz w:val="21"/>
-          <w:szCs w:val="21"/>
+        <w:spacing w:after="50" w:before="190"/>
+      </w:pPr>
+      <w:r>
+        <w:rPr>
+          <w:b/>
+          <w:bCs/>
+          <w:sz w:val="24"/>
+          <w:szCs w:val="24"/>
         </w:rPr>
         <w:t xml:space="preserve">I'm choosing to do this.</w:t>
       </w:r>
     </w:p>
     <w:p>
       <w:pPr>
-        <w:spacing w:after="60"/>
-      </w:pPr>
-      <w:r>
-        <w:rPr>
-          <w:sz w:val="19"/>
-          <w:szCs w:val="19"/>
+        <w:spacing w:after="50"/>
+      </w:pPr>
+      <w:r>
+        <w:rPr>
+          <w:sz w:val="22"/>
+          <w:szCs w:val="22"/>
         </w:rPr>
         <w:t xml:space="preserve">Nobody is making me train. I want to be here.</w:t>
       </w:r>
     </w:p>
     <w:p>
       <w:pPr>
-        <w:spacing w:after="60" w:before="200"/>
-      </w:pPr>
-      <w:r>
-        <w:rPr>
-          <w:b/>
-          <w:bCs/>
-          <w:sz w:val="21"/>
-          <w:szCs w:val="21"/>
+        <w:spacing w:after="50" w:before="190"/>
+      </w:pPr>
+      <w:r>
+        <w:rPr>
+          <w:b/>
+          <w:bCs/>
+          <w:sz w:val="24"/>
+          <w:szCs w:val="24"/>
         </w:rPr>
         <w:t xml:space="preserve">I'll say something when it doesn't feel right.</w:t>
       </w:r>
     </w:p>
     <w:p>
       <w:pPr>
-        <w:spacing w:after="60"/>
-      </w:pPr>
-      <w:r>
-        <w:rPr>
-          <w:sz w:val="19"/>
-          <w:szCs w:val="19"/>
+        <w:spacing w:after="50"/>
+      </w:pPr>
+      <w:r>
+        <w:rPr>
+          <w:sz w:val="22"/>
+          <w:szCs w:val="22"/>
         </w:rPr>
         <w:t xml:space="preserve">If something hurts, feels wrong, or doesn't feel right afterwards, I'll tell my coach. During the session or after it. I won't push through and hope it sorts itself out.</w:t>
       </w:r>
     </w:p>
     <w:p>
       <w:pPr>
-        <w:spacing w:after="60" w:before="200"/>
-      </w:pPr>
-      <w:r>
-        <w:rPr>
-          <w:b/>
-          <w:bCs/>
-          <w:sz w:val="21"/>
-          <w:szCs w:val="21"/>
+        <w:spacing w:after="50" w:before="190"/>
+      </w:pPr>
+      <w:r>
+        <w:rPr>
+          <w:b/>
+          <w:bCs/>
+          <w:sz w:val="24"/>
+          <w:szCs w:val="24"/>
         </w:rPr>
         <w:t xml:space="preserve">I'll show up, or I'll let my coach know.</w:t>
       </w:r>
     </w:p>
     <w:p>
       <w:pPr>
-        <w:spacing w:after="60"/>
-      </w:pPr>
-      <w:r>
-        <w:rPr>
-          <w:sz w:val="19"/>
-          <w:szCs w:val="19"/>
+        <w:spacing w:after="50"/>
+      </w:pPr>
+      <w:r>
+        <w:rPr>
+          <w:sz w:val="22"/>
+          <w:szCs w:val="22"/>
         </w:rPr>
         <w:t xml:space="preserve">If I can't make a session, I'll tell my coach rather than leaving them wondering.</w:t>
       </w:r>
     </w:p>
     <w:p>
       <w:pPr>
-        <w:spacing w:after="60" w:before="200"/>
-      </w:pPr>
-      <w:r>
-        <w:rPr>
-          <w:b/>
-          <w:bCs/>
-          <w:sz w:val="21"/>
-          <w:szCs w:val="21"/>
+        <w:spacing w:after="50" w:before="190"/>
+      </w:pPr>
+      <w:r>
+        <w:rPr>
+          <w:b/>
+          <w:bCs/>
+          <w:sz w:val="24"/>
+          <w:szCs w:val="24"/>
         </w:rPr>
         <w:t xml:space="preserve">I can ask why.</w:t>
       </w:r>
     </w:p>
     <w:p>
       <w:pPr>
-        <w:spacing w:after="60"/>
-      </w:pPr>
-      <w:r>
-        <w:rPr>
-          <w:sz w:val="19"/>
-          <w:szCs w:val="19"/>
+        <w:spacing w:after="50"/>
+      </w:pPr>
+      <w:r>
+        <w:rPr>
+          <w:sz w:val="22"/>
+          <w:szCs w:val="22"/>
         </w:rPr>
         <w:t xml:space="preserve">Any exercise, any time. If I don't know why I'm doing something, I can ask, and I'll get a straight answer.</w:t>
       </w:r>
     </w:p>
     <w:p>
       <w:pPr>
-        <w:spacing w:after="60" w:before="200"/>
-      </w:pPr>
-      <w:r>
-        <w:rPr>
-          <w:b/>
-          <w:bCs/>
-          <w:sz w:val="21"/>
-          <w:szCs w:val="21"/>
+        <w:spacing w:after="50" w:before="190"/>
+      </w:pPr>
+      <w:r>
+        <w:rPr>
+          <w:b/>
+          <w:bCs/>
+          <w:sz w:val="24"/>
+          <w:szCs w:val="24"/>
         </w:rPr>
         <w:t xml:space="preserve">I can say no.</w:t>
       </w:r>
     </w:p>
     <w:p>
       <w:pPr>
-        <w:spacing w:after="60"/>
-      </w:pPr>
-      <w:r>
-        <w:rPr>
-          <w:sz w:val="19"/>
-          <w:szCs w:val="19"/>
+        <w:spacing w:after="50"/>
+      </w:pPr>
+      <w:r>
+        <w:rPr>
+          <w:sz w:val="22"/>
+          <w:szCs w:val="22"/>
         </w:rPr>
         <w:t xml:space="preserve">If I don't want to do an exercise, I can say so. We'll find another way to get the same thing done.</w:t>
       </w:r>
     </w:p>
     <w:p>
       <w:pPr>
-        <w:spacing w:after="60" w:before="200"/>
-      </w:pPr>
-      <w:r>
-        <w:rPr>
-          <w:b/>
-          <w:bCs/>
-          <w:sz w:val="21"/>
-          <w:szCs w:val="21"/>
+        <w:spacing w:after="50" w:before="190"/>
+      </w:pPr>
+      <w:r>
+        <w:rPr>
+          <w:b/>
+          <w:bCs/>
+          <w:sz w:val="24"/>
+          <w:szCs w:val="24"/>
         </w:rPr>
         <w:t xml:space="preserve">I know my coach talks to my parent or guardian.</w:t>
       </w:r>
     </w:p>
     <w:p>
       <w:pPr>
-        <w:spacing w:after="60"/>
-      </w:pPr>
-      <w:r>
-        <w:rPr>
-          <w:sz w:val="19"/>
-          <w:szCs w:val="19"/>
+        <w:spacing w:after="50"/>
+      </w:pPr>
+      <w:r>
+        <w:rPr>
+          <w:sz w:val="22"/>
+          <w:szCs w:val="22"/>
         </w:rPr>
         <w:t xml:space="preserve">About my training, how I'm going, and anything they're worried about. Nothing I tell my coach about my training is a secret from them.</w:t>
       </w:r>
     </w:p>
     <w:p>
       <w:pPr>
-        <w:spacing w:after="120" w:before="320"/>
-      </w:pPr>
-      <w:r>
-        <w:rPr>
-          <w:b/>
-          <w:bCs/>
-          <w:sz w:val="21"/>
-          <w:szCs w:val="21"/>
+        <w:spacing w:after="110" w:before="280"/>
+      </w:pPr>
+      <w:r>
+        <w:rPr>
+          <w:b/>
+          <w:bCs/>
+          <w:sz w:val="24"/>
+          <w:szCs w:val="24"/>
         </w:rPr>
         <w:t xml:space="preserve">What I want out of this:</w:t>
       </w:r>
     </w:p>
     <w:p>
       <w:pPr>
+        <w:spacing w:after="190"/>
+      </w:pPr>
+      <w:r>
+        <w:rPr>
+          <w:sz w:val="22"/>
+          <w:szCs w:val="22"/>
+        </w:rPr>
+        <w:t xml:space="preserve">________________________________________________________________________</w:t>
+      </w:r>
+    </w:p>
+    <w:p>
+      <w:pPr>
+        <w:spacing w:after="300"/>
+      </w:pPr>
+      <w:r>
+        <w:rPr>
+          <w:sz w:val="22"/>
+          <w:szCs w:val="22"/>
+        </w:rPr>
+        <w:t xml:space="preserve">________________________________________________________________________</w:t>
+      </w:r>
+    </w:p>
+    <w:p>
+      <w:pPr>
         <w:spacing w:after="200"/>
       </w:pPr>
       <w:r>
         <w:rPr>
-          <w:sz w:val="19"/>
-          <w:szCs w:val="19"/>
-        </w:rPr>
-        <w:t xml:space="preserve">______________________________________________________________________________</w:t>
-      </w:r>
-    </w:p>
-    <w:p>
-      <w:pPr>
-        <w:spacing w:after="340"/>
-      </w:pPr>
-      <w:r>
-        <w:rPr>
-          <w:sz w:val="19"/>
-          <w:szCs w:val="19"/>
-        </w:rPr>
-        <w:t xml:space="preserve">______________________________________________________________________________</w:t>
+          <w:sz w:val="22"/>
+          <w:szCs w:val="22"/>
+        </w:rPr>
+        <w:t xml:space="preserve">Me: ________________________________     Date: _____ / _____ / _______</w:t>
       </w:r>
     </w:p>
     <w:p>
@@ -275,22 +287,10 @@
       </w:pPr>
       <w:r>
         <w:rPr>
-          <w:sz w:val="19"/>
-          <w:szCs w:val="19"/>
-        </w:rPr>
-        <w:t xml:space="preserve">Me: __________________________________     Date: _____ / _____ / _______</w:t>
-      </w:r>
-    </w:p>
-    <w:p>
-      <w:pPr>
-        <w:spacing w:after="200"/>
-      </w:pPr>
-      <w:r>
-        <w:rPr>
-          <w:sz w:val="19"/>
-          <w:szCs w:val="19"/>
-        </w:rPr>
-        <w:t xml:space="preserve">My coach: ____________________________     Date: _____ / _____ / _______</w:t>
+          <w:sz w:val="22"/>
+          <w:szCs w:val="22"/>
+        </w:rPr>
+        <w:t xml:space="preserve">My coach: __________________________     Date: _____ / _____ / _______</w:t>
       </w:r>
     </w:p>
     <w:p>
@@ -301,15 +301,15 @@
         <w:rPr>
           <w:i/>
           <w:iCs/>
-          <w:sz w:val="17"/>
-          <w:szCs w:val="17"/>
+          <w:sz w:val="22"/>
+          <w:szCs w:val="22"/>
         </w:rPr>
         <w:t xml:space="preserve">A copy of this goes to your parent or guardian. They don't sign it. It's yours.</w:t>
       </w:r>
     </w:p>
     <w:sectPr>
       <w:pgSz w:w="11906" w:h="16838" w:orient="portrait"/>
-      <w:pgMar w:top="1100" w:right="1200" w:bottom="1000" w:left="1200" w:header="708" w:footer="708" w:gutter="0"/>
+      <w:pgMar w:top="900" w:right="1100" w:bottom="800" w:left="1100" w:header="708" w:footer="708" w:gutter="0"/>
       <w:pgNumType/>
       <w:docGrid w:linePitch="360"/>
     </w:sectPr>
@@ -496,8 +496,8 @@
     <w:rPrDefault>
       <w:rPr>
         <w:rFonts w:ascii="Calibri" w:cs="Calibri" w:eastAsia="Calibri" w:hAnsi="Calibri"/>
-        <w:sz w:val="19"/>
-        <w:szCs w:val="19"/>
+        <w:sz w:val="22"/>
+        <w:szCs w:val="22"/>
       </w:rPr>
     </w:rPrDefault>
     <w:pPrDefault/>
